--- a/template.docx
+++ b/template.docx
@@ -734,7 +734,7 @@
   <w:docDefaults>
     <w:rPrDefault>
       <w:rPr>
-        <w:rFonts w:asciiTheme="minorHAnsi" w:eastAsiaTheme="minorHAnsi" w:hAnsiTheme="minorHAnsi" w:cstheme="minorBidi"/>
+        <w:rFonts w:ascii="Calibri" w:eastAsia="Calibri" w:hAnsi="Calibri" w:cs="Calibri"/>
         <w:color w:val="2F3230"/>
         <w:sz w:val="24"/>
         <w:szCs w:val="24"/>
@@ -1140,12 +1140,12 @@
     <w:pPr>
       <w:keepNext/>
       <w:keepLines/>
-      <w:spacing w:before="400" w:after="160"/>
+      <w:spacing w:before="280" w:after="160"/>
       <w:contextualSpacing/>
       <w:outlineLvl w:val="0"/>
     </w:pPr>
     <w:rPr>
-      <w:rFonts w:asciiTheme="majorHAnsi" w:eastAsiaTheme="majorEastAsia" w:hAnsiTheme="majorHAnsi" w:cstheme="majorBidi"/>
+      <w:rFonts w:ascii="Georgia" w:eastAsiaTheme="majorEastAsia" w:hAnsi="Georgia" w:cstheme="majorBidi"/>
       <w:b/>
       <w:color w:val="2F3230"/>
       <w:sz w:val="44"/>
@@ -1163,12 +1163,12 @@
     <w:pPr>
       <w:keepNext/>
       <w:keepLines/>
-      <w:spacing w:before="340" w:after="120"/>
+      <w:spacing w:before="360" w:after="160"/>
       <w:contextualSpacing/>
       <w:outlineLvl w:val="3"/>
     </w:pPr>
     <w:rPr>
-      <w:rFonts w:asciiTheme="majorHAnsi" w:eastAsiaTheme="majorEastAsia" w:hAnsiTheme="majorHAnsi" w:cstheme="majorBidi"/>
+      <w:rFonts w:ascii="Georgia" w:eastAsiaTheme="majorEastAsia" w:hAnsi="Georgia" w:cstheme="majorBidi"/>
       <w:b/>
       <w:i/>
       <w:iCs/>
@@ -1187,12 +1187,10 @@
     <w:pPr>
       <w:keepNext/>
       <w:keepLines/>
-      <w:spacing w:before="340" w:after="120"/>
-      <w:contextualSpacing/>
-      <w:outlineLvl w:val="4"/>
+      <w:spacing w:before="340" w:after="160"/>
     </w:pPr>
     <w:rPr>
-      <w:rFonts w:asciiTheme="majorHAnsi" w:eastAsiaTheme="majorEastAsia" w:hAnsiTheme="majorHAnsi" w:cstheme="majorBidi"/>
+      <w:rFonts w:ascii="Georgia" w:eastAsiaTheme="majorEastAsia" w:hAnsi="Georgia" w:cstheme="majorBidi"/>
       <w:b/>
       <w:i/>
       <w:color w:val="6DB89A" w:themeColor="accent2"/>
@@ -1335,7 +1333,7 @@
       <w:contextualSpacing/>
     </w:pPr>
     <w:rPr>
-      <w:rFonts w:asciiTheme="majorHAnsi" w:eastAsiaTheme="majorEastAsia" w:hAnsiTheme="majorHAnsi" w:cstheme="majorBidi"/>
+      <w:rFonts w:ascii="Georgia" w:eastAsiaTheme="majorEastAsia" w:hAnsi="Georgia" w:cstheme="majorBidi"/>
       <w:b/>
       <w:color w:val="2F3230"/>
       <w:kern w:val="28"/>
